--- a/Project Rooms/Contract for Deed/output/320 Rose - Promissory Note for Contract for Deed - DRAFT.docx
+++ b/Project Rooms/Contract for Deed/output/320 Rose - Promissory Note for Contract for Deed - DRAFT.docx
@@ -513,7 +513,7 @@
           <w:szCs w:val="20"/>
           <w:u w:val="single"/>
         </w:rPr>
-        <w:t>7.500% APR with a Security Interest being the Contract for Deed and related security documents for 320 Rose Pl, Wendell, NC 27591. Payments begin 7/1/2026 and continue through 6/1/2056. Monthly principal and interest payment is $2,277.41.</w:t>
+        <w:t>8.500% APR with a Security Interest being the Contract for Deed and related security documents for 320 Rose Pl, Wendell, NC 27591. Payments begin 7/1/2026 and continue through 6/1/2056. Monthly principal and interest payment is $2,504.43.</w:t>
       </w:r>
     </w:p>
     <w:p>
@@ -1085,6 +1085,11 @@
         <w:rPr>
           <w:b/>
         </w:rPr>
+      </w:r>
+      <w:r>
+        <w:rPr>
+          <w:b/>
+        </w:rPr>
         <w:t>Ever Cardoza</w:t>
       </w:r>
     </w:p>
@@ -1132,6 +1137,11 @@
         <w:rPr>
           <w:b/>
         </w:rPr>
+      </w:r>
+      <w:r>
+        <w:rPr>
+          <w:b/>
+        </w:rPr>
         <w:t>Maria Sarmjento</w:t>
       </w:r>
     </w:p>
@@ -1227,6 +1237,14 @@
       <w:r>
         <w:rPr/>
         <w:t xml:space="preserve">I, ______________________________, a Notary Public of the County and State aforesaid, certify that </w:t>
+      </w:r>
+      <w:r>
+        <w:rPr>
+          <w:b/>
+        </w:rPr>
+      </w:r>
+      <w:r>
+        <w:rPr/>
       </w:r>
       <w:r>
         <w:rPr>

--- a/Project Rooms/Contract for Deed/output/320 Rose - Promissory Note for Contract for Deed - DRAFT.docx
+++ b/Project Rooms/Contract for Deed/output/320 Rose - Promissory Note for Contract for Deed - DRAFT.docx
@@ -1090,6 +1090,11 @@
         <w:rPr>
           <w:b/>
         </w:rPr>
+      </w:r>
+      <w:r>
+        <w:rPr>
+          <w:b/>
+        </w:rPr>
         <w:t>Ever Cardoza</w:t>
       </w:r>
     </w:p>
@@ -1142,6 +1147,11 @@
         <w:rPr>
           <w:b/>
         </w:rPr>
+      </w:r>
+      <w:r>
+        <w:rPr>
+          <w:b/>
+        </w:rPr>
         <w:t>Maria Sarmjento</w:t>
       </w:r>
     </w:p>
@@ -1237,6 +1247,14 @@
       <w:r>
         <w:rPr/>
         <w:t xml:space="preserve">I, ______________________________, a Notary Public of the County and State aforesaid, certify that </w:t>
+      </w:r>
+      <w:r>
+        <w:rPr>
+          <w:b/>
+        </w:rPr>
+      </w:r>
+      <w:r>
+        <w:rPr/>
       </w:r>
       <w:r>
         <w:rPr>

--- a/Project Rooms/Contract for Deed/output/320 Rose - Promissory Note for Contract for Deed - DRAFT.docx
+++ b/Project Rooms/Contract for Deed/output/320 Rose - Promissory Note for Contract for Deed - DRAFT.docx
@@ -1095,6 +1095,11 @@
         <w:rPr>
           <w:b/>
         </w:rPr>
+      </w:r>
+      <w:r>
+        <w:rPr>
+          <w:b/>
+        </w:rPr>
         <w:t>Ever Cardoza</w:t>
       </w:r>
     </w:p>
@@ -1152,6 +1157,11 @@
         <w:rPr>
           <w:b/>
         </w:rPr>
+      </w:r>
+      <w:r>
+        <w:rPr>
+          <w:b/>
+        </w:rPr>
         <w:t>Maria Sarmjento</w:t>
       </w:r>
     </w:p>
@@ -1247,6 +1257,14 @@
       <w:r>
         <w:rPr/>
         <w:t xml:space="preserve">I, ______________________________, a Notary Public of the County and State aforesaid, certify that </w:t>
+      </w:r>
+      <w:r>
+        <w:rPr>
+          <w:b/>
+        </w:rPr>
+      </w:r>
+      <w:r>
+        <w:rPr/>
       </w:r>
       <w:r>
         <w:rPr>

--- a/Project Rooms/Contract for Deed/output/320 Rose - Promissory Note for Contract for Deed - DRAFT.docx
+++ b/Project Rooms/Contract for Deed/output/320 Rose - Promissory Note for Contract for Deed - DRAFT.docx
@@ -1100,6 +1100,11 @@
         <w:rPr>
           <w:b/>
         </w:rPr>
+      </w:r>
+      <w:r>
+        <w:rPr>
+          <w:b/>
+        </w:rPr>
         <w:t>Ever Cardoza</w:t>
       </w:r>
     </w:p>
@@ -1162,6 +1167,11 @@
         <w:rPr>
           <w:b/>
         </w:rPr>
+      </w:r>
+      <w:r>
+        <w:rPr>
+          <w:b/>
+        </w:rPr>
         <w:t>Maria Sarmjento</w:t>
       </w:r>
     </w:p>
@@ -1257,6 +1267,14 @@
       <w:r>
         <w:rPr/>
         <w:t xml:space="preserve">I, ______________________________, a Notary Public of the County and State aforesaid, certify that </w:t>
+      </w:r>
+      <w:r>
+        <w:rPr>
+          <w:b/>
+        </w:rPr>
+      </w:r>
+      <w:r>
+        <w:rPr/>
       </w:r>
       <w:r>
         <w:rPr>

--- a/Project Rooms/Contract for Deed/output/320 Rose - Promissory Note for Contract for Deed - DRAFT.docx
+++ b/Project Rooms/Contract for Deed/output/320 Rose - Promissory Note for Contract for Deed - DRAFT.docx
@@ -1105,6 +1105,11 @@
         <w:rPr>
           <w:b/>
         </w:rPr>
+      </w:r>
+      <w:r>
+        <w:rPr>
+          <w:b/>
+        </w:rPr>
         <w:t>Ever Cardoza</w:t>
       </w:r>
     </w:p>
@@ -1172,6 +1177,11 @@
         <w:rPr>
           <w:b/>
         </w:rPr>
+      </w:r>
+      <w:r>
+        <w:rPr>
+          <w:b/>
+        </w:rPr>
         <w:t>Maria Sarmjento</w:t>
       </w:r>
     </w:p>
@@ -1267,6 +1277,14 @@
       <w:r>
         <w:rPr/>
         <w:t xml:space="preserve">I, ______________________________, a Notary Public of the County and State aforesaid, certify that </w:t>
+      </w:r>
+      <w:r>
+        <w:rPr>
+          <w:b/>
+        </w:rPr>
+      </w:r>
+      <w:r>
+        <w:rPr/>
       </w:r>
       <w:r>
         <w:rPr>

--- a/Project Rooms/Contract for Deed/output/320 Rose - Promissory Note for Contract for Deed - DRAFT.docx
+++ b/Project Rooms/Contract for Deed/output/320 Rose - Promissory Note for Contract for Deed - DRAFT.docx
@@ -1110,6 +1110,11 @@
         <w:rPr>
           <w:b/>
         </w:rPr>
+      </w:r>
+      <w:r>
+        <w:rPr>
+          <w:b/>
+        </w:rPr>
         <w:t>Ever Cardoza</w:t>
       </w:r>
     </w:p>
@@ -1182,6 +1187,11 @@
         <w:rPr>
           <w:b/>
         </w:rPr>
+      </w:r>
+      <w:r>
+        <w:rPr>
+          <w:b/>
+        </w:rPr>
         <w:t>Maria Sarmjento</w:t>
       </w:r>
     </w:p>
@@ -1277,6 +1287,14 @@
       <w:r>
         <w:rPr/>
         <w:t xml:space="preserve">I, ______________________________, a Notary Public of the County and State aforesaid, certify that </w:t>
+      </w:r>
+      <w:r>
+        <w:rPr>
+          <w:b/>
+        </w:rPr>
+      </w:r>
+      <w:r>
+        <w:rPr/>
       </w:r>
       <w:r>
         <w:rPr>

--- a/Project Rooms/Contract for Deed/output/320 Rose - Promissory Note for Contract for Deed - DRAFT.docx
+++ b/Project Rooms/Contract for Deed/output/320 Rose - Promissory Note for Contract for Deed - DRAFT.docx
@@ -1115,6 +1115,11 @@
         <w:rPr>
           <w:b/>
         </w:rPr>
+      </w:r>
+      <w:r>
+        <w:rPr>
+          <w:b/>
+        </w:rPr>
         <w:t>Ever Cardoza</w:t>
       </w:r>
     </w:p>
@@ -1192,6 +1197,11 @@
         <w:rPr>
           <w:b/>
         </w:rPr>
+      </w:r>
+      <w:r>
+        <w:rPr>
+          <w:b/>
+        </w:rPr>
         <w:t>Maria Sarmjento</w:t>
       </w:r>
     </w:p>
@@ -1287,6 +1297,14 @@
       <w:r>
         <w:rPr/>
         <w:t xml:space="preserve">I, ______________________________, a Notary Public of the County and State aforesaid, certify that </w:t>
+      </w:r>
+      <w:r>
+        <w:rPr>
+          <w:b/>
+        </w:rPr>
+      </w:r>
+      <w:r>
+        <w:rPr/>
       </w:r>
       <w:r>
         <w:rPr>

--- a/Project Rooms/Contract for Deed/output/320 Rose - Promissory Note for Contract for Deed - DRAFT.docx
+++ b/Project Rooms/Contract for Deed/output/320 Rose - Promissory Note for Contract for Deed - DRAFT.docx
@@ -1120,6 +1120,11 @@
         <w:rPr>
           <w:b/>
         </w:rPr>
+      </w:r>
+      <w:r>
+        <w:rPr>
+          <w:b/>
+        </w:rPr>
         <w:t>Ever Cardoza</w:t>
       </w:r>
     </w:p>
@@ -1202,6 +1207,11 @@
         <w:rPr>
           <w:b/>
         </w:rPr>
+      </w:r>
+      <w:r>
+        <w:rPr>
+          <w:b/>
+        </w:rPr>
         <w:t>Maria Sarmjento</w:t>
       </w:r>
     </w:p>
@@ -1297,6 +1307,14 @@
       <w:r>
         <w:rPr/>
         <w:t xml:space="preserve">I, ______________________________, a Notary Public of the County and State aforesaid, certify that </w:t>
+      </w:r>
+      <w:r>
+        <w:rPr>
+          <w:b/>
+        </w:rPr>
+      </w:r>
+      <w:r>
+        <w:rPr/>
       </w:r>
       <w:r>
         <w:rPr>

--- a/Project Rooms/Contract for Deed/output/320 Rose - Promissory Note for Contract for Deed - DRAFT.docx
+++ b/Project Rooms/Contract for Deed/output/320 Rose - Promissory Note for Contract for Deed - DRAFT.docx
@@ -1125,6 +1125,11 @@
         <w:rPr>
           <w:b/>
         </w:rPr>
+      </w:r>
+      <w:r>
+        <w:rPr>
+          <w:b/>
+        </w:rPr>
         <w:t>Ever Cardoza</w:t>
       </w:r>
     </w:p>
@@ -1212,6 +1217,11 @@
         <w:rPr>
           <w:b/>
         </w:rPr>
+      </w:r>
+      <w:r>
+        <w:rPr>
+          <w:b/>
+        </w:rPr>
         <w:t>Maria Sarmjento</w:t>
       </w:r>
     </w:p>
@@ -1307,6 +1317,14 @@
       <w:r>
         <w:rPr/>
         <w:t xml:space="preserve">I, ______________________________, a Notary Public of the County and State aforesaid, certify that </w:t>
+      </w:r>
+      <w:r>
+        <w:rPr>
+          <w:b/>
+        </w:rPr>
+      </w:r>
+      <w:r>
+        <w:rPr/>
       </w:r>
       <w:r>
         <w:rPr>

--- a/Project Rooms/Contract for Deed/output/320 Rose - Promissory Note for Contract for Deed - DRAFT.docx
+++ b/Project Rooms/Contract for Deed/output/320 Rose - Promissory Note for Contract for Deed - DRAFT.docx
@@ -1130,6 +1130,21 @@
         <w:rPr>
           <w:b/>
         </w:rPr>
+      </w:r>
+      <w:r>
+        <w:rPr>
+          <w:b/>
+        </w:rPr>
+      </w:r>
+      <w:r>
+        <w:rPr>
+          <w:b/>
+        </w:rPr>
+      </w:r>
+      <w:r>
+        <w:rPr>
+          <w:b/>
+        </w:rPr>
         <w:t>Ever Cardoza</w:t>
       </w:r>
     </w:p>
@@ -1222,6 +1237,21 @@
         <w:rPr>
           <w:b/>
         </w:rPr>
+      </w:r>
+      <w:r>
+        <w:rPr>
+          <w:b/>
+        </w:rPr>
+      </w:r>
+      <w:r>
+        <w:rPr>
+          <w:b/>
+        </w:rPr>
+      </w:r>
+      <w:r>
+        <w:rPr>
+          <w:b/>
+        </w:rPr>
         <w:t>Maria Sarmjento</w:t>
       </w:r>
     </w:p>
@@ -1237,214 +1267,38 @@
     </w:p>
     <w:p/>
     <w:p>
-      <w:pPr>
-        <w:tabs>
-          <w:tab w:val="left" w:pos="1530"/>
-        </w:tabs>
-        <w:rPr>
-          <w:b/>
-          <w:bCs/>
-          <w:u w:val="single"/>
-        </w:rPr>
-      </w:pPr>
-      <w:r>
-        <w:t>STATE OF</w:t>
-      </w:r>
-      <w:proofErr w:type="gramStart"/>
-      <w:r>
-        <w:t>:</w:t>
-      </w:r>
-      <w:r>
-        <w:t xml:space="preserve"> </w:t>
-      </w:r>
-      <w:r>
-        <w:tab/>
-      </w:r>
-      <w:r>
-        <w:rPr>
-          <w:b/>
-          <w:bCs/>
-          <w:u w:val="single"/>
-        </w:rPr>
-        <w:t>NORTH</w:t>
-      </w:r>
-      <w:proofErr w:type="gramEnd"/>
-      <w:r>
-        <w:rPr>
-          <w:b/>
-          <w:bCs/>
-          <w:u w:val="single"/>
-        </w:rPr>
-        <w:t xml:space="preserve"> CAROLINA</w:t>
-      </w:r>
-    </w:p>
-    <w:p>
-      <w:pPr>
-        <w:tabs>
-          <w:tab w:val="left" w:pos="1530"/>
-        </w:tabs>
-        <w:rPr>
-          <w:b/>
-          <w:bCs/>
-          <w:u w:val="single"/>
-        </w:rPr>
-      </w:pPr>
-      <w:r>
-        <w:t>COUNTY OF</w:t>
-      </w:r>
-      <w:proofErr w:type="gramStart"/>
-      <w:r>
-        <w:t>:</w:t>
-      </w:r>
-      <w:r>
-        <w:t xml:space="preserve"> </w:t>
-      </w:r>
-      <w:r>
-        <w:tab/>
-      </w:r>
-      <w:r>
-        <w:rPr>
-          <w:b/>
-          <w:bCs/>
-          <w:u w:val="single"/>
-        </w:rPr>
-        <w:t>WAKE</w:t>
-      </w:r>
-      <w:proofErr w:type="gramEnd"/>
-    </w:p>
-    <w:p/>
-    <w:p>
-      <w:r>
-        <w:rPr/>
-        <w:t xml:space="preserve">I, ______________________________, a Notary Public of the County and State aforesaid, certify that </w:t>
-      </w:r>
-      <w:r>
-        <w:rPr>
-          <w:b/>
-        </w:rPr>
-      </w:r>
-      <w:r>
-        <w:rPr/>
-      </w:r>
-      <w:r>
-        <w:rPr>
-          <w:b/>
-        </w:rPr>
-      </w:r>
-      <w:r>
-        <w:rPr/>
-      </w:r>
-      <w:r>
-        <w:rPr>
-          <w:b/>
-        </w:rPr>
-      </w:r>
-      <w:r>
-        <w:rPr/>
-      </w:r>
-      <w:r>
-        <w:rPr>
-          <w:b/>
-        </w:rPr>
-      </w:r>
-      <w:r>
-        <w:rPr/>
-      </w:r>
-      <w:r>
-        <w:rPr>
-          <w:b/>
-        </w:rPr>
-      </w:r>
-      <w:r>
-        <w:rPr/>
-      </w:r>
-      <w:r>
-        <w:rPr>
-          <w:b/>
-        </w:rPr>
-      </w:r>
-      <w:r>
-        <w:rPr/>
-      </w:r>
-      <w:r>
-        <w:rPr>
-          <w:b/>
-        </w:rPr>
-      </w:r>
-      <w:r>
-        <w:rPr/>
-      </w:r>
-      <w:r>
-        <w:rPr>
-          <w:b/>
-        </w:rPr>
-      </w:r>
-      <w:r>
-        <w:rPr/>
-      </w:r>
-      <w:r>
-        <w:rPr>
-          <w:b/>
-        </w:rPr>
-      </w:r>
-      <w:r>
-        <w:rPr/>
-      </w:r>
-      <w:r>
-        <w:rPr>
-          <w:b/>
-        </w:rPr>
-      </w:r>
-      <w:r>
-        <w:rPr/>
-      </w:r>
-      <w:r>
-        <w:rPr>
-          <w:b/>
-        </w:rPr>
-      </w:r>
-      <w:r>
-        <w:rPr/>
-      </w:r>
-      <w:r>
-        <w:rPr>
-          <w:b/>
-        </w:rPr>
-      </w:r>
-      <w:r>
-        <w:rPr/>
-      </w:r>
-      <w:r>
-        <w:rPr>
-          <w:b/>
-        </w:rPr>
-        <w:t>Ever Cardoza and Maria Sarmjento</w:t>
-      </w:r>
-      <w:r>
-        <w:rPr/>
-        <w:t xml:space="preserve"> personally appeared before me this day and acknowledged the execution of the foregoing Promissory Note.</w:t>
-      </w:r>
-    </w:p>
-    <w:p/>
-    <w:p>
-      <w:r>
-        <w:t>Witness my hand and notarial seal, this ____ day of __________________, 2026.</w:t>
-      </w:r>
-    </w:p>
-    <w:p/>
-    <w:p>
-      <w:r>
-        <w:t>________________________________________</w:t>
-      </w:r>
-    </w:p>
-    <w:p>
-      <w:r>
-        <w:t>Notary Public</w:t>
-      </w:r>
-    </w:p>
-    <w:p>
-      <w:r>
-        <w:t>My commission expires: __________________</w:t>
+      <w:r>
+        <w:t>STATE OF: NORTH CAROLINA</w:t>
+      </w:r>
+    </w:p>
+    <w:p>
+      <w:r>
+        <w:t>COUNTY OF: WAKE</w:t>
+      </w:r>
+    </w:p>
+    <w:p>
+      <w:r>
+        <w:t>I certify that the following person(s) personally appeared before me this day, each acknowledging to me that he/she/they signed the foregoing document: Ever Cardoza and Maria Sarmjento.</w:t>
+      </w:r>
+    </w:p>
+    <w:p>
+      <w:r>
+        <w:t>Date: ____________________</w:t>
+      </w:r>
+    </w:p>
+    <w:p>
+      <w:r>
+        <w:t>Official Signature of Notary: ________________________________________</w:t>
+      </w:r>
+    </w:p>
+    <w:p>
+      <w:r>
+        <w:t>Notary's printed or typed name: ______________________________, Notary Public</w:t>
+      </w:r>
+    </w:p>
+    <w:p>
+      <w:r>
+        <w:t>My commission expires: ______________________</w:t>
       </w:r>
     </w:p>
     <w:p/>

--- a/Project Rooms/Contract for Deed/output/320 Rose - Promissory Note for Contract for Deed - DRAFT.docx
+++ b/Project Rooms/Contract for Deed/output/320 Rose - Promissory Note for Contract for Deed - DRAFT.docx
@@ -1145,7 +1145,12 @@
         <w:rPr>
           <w:b/>
         </w:rPr>
-        <w:t>Ever Cardoza</w:t>
+      </w:r>
+      <w:r>
+        <w:rPr>
+          <w:b/>
+        </w:rPr>
+        <w:t>Ever Amarildo Cardoza Bolanos</w:t>
       </w:r>
     </w:p>
     <w:p>
@@ -1252,7 +1257,12 @@
         <w:rPr>
           <w:b/>
         </w:rPr>
-        <w:t>Maria Sarmjento</w:t>
+      </w:r>
+      <w:r>
+        <w:rPr>
+          <w:b/>
+        </w:rPr>
+        <w:t>Maria Geraldina Sarmiento</w:t>
       </w:r>
     </w:p>
     <w:p>
@@ -1278,7 +1288,7 @@
     </w:p>
     <w:p>
       <w:r>
-        <w:t>I certify that the following person(s) personally appeared before me this day, each acknowledging to me that he/she/they signed the foregoing document: Ever Cardoza and Maria Sarmjento.</w:t>
+        <w:t>I certify that the following person(s) personally appeared before me this day, each acknowledging to me that he/she/they signed the foregoing document: Ever Amarildo Cardoza Bolanos and Maria Geraldina Sarmiento.</w:t>
       </w:r>
     </w:p>
     <w:p>

--- a/Project Rooms/Contract for Deed/output/320 Rose - Promissory Note for Contract for Deed - DRAFT.docx
+++ b/Project Rooms/Contract for Deed/output/320 Rose - Promissory Note for Contract for Deed - DRAFT.docx
@@ -1150,6 +1150,11 @@
         <w:rPr>
           <w:b/>
         </w:rPr>
+      </w:r>
+      <w:r>
+        <w:rPr>
+          <w:b/>
+        </w:rPr>
         <w:t>Ever Amarildo Cardoza Bolanos</w:t>
       </w:r>
     </w:p>
@@ -1178,6 +1183,11 @@
       <w:r/>
       <w:proofErr w:type="gramEnd"/>
       <w:r/>
+      <w:r>
+        <w:rPr>
+          <w:b/>
+        </w:rPr>
+      </w:r>
       <w:r>
         <w:rPr>
           <w:b/>

--- a/Project Rooms/Contract for Deed/output/320 Rose - Promissory Note for Contract for Deed - DRAFT.docx
+++ b/Project Rooms/Contract for Deed/output/320 Rose - Promissory Note for Contract for Deed - DRAFT.docx
@@ -1001,7 +1001,7 @@
           <w:sz w:val="20"/>
           <w:szCs w:val="20"/>
         </w:rPr>
-        <w:t>MARIA SARMJENTO</w:t>
+        <w:t>MARIA GERALDINA SARMIENTO</w:t>
       </w:r>
     </w:p>
     <w:p>

--- a/Project Rooms/Contract for Deed/output/320 Rose - Promissory Note for Contract for Deed - DRAFT.docx
+++ b/Project Rooms/Contract for Deed/output/320 Rose - Promissory Note for Contract for Deed - DRAFT.docx
@@ -1001,7 +1001,7 @@
           <w:sz w:val="20"/>
           <w:szCs w:val="20"/>
         </w:rPr>
-        <w:t>MARIA GERALDINA SARMIENTO</w:t>
+        <w:t>EVER AMARILDO CARDOZA BOLANOS</w:t>
       </w:r>
     </w:p>
     <w:p>
@@ -1155,6 +1155,11 @@
         <w:rPr>
           <w:b/>
         </w:rPr>
+      </w:r>
+      <w:r>
+        <w:rPr>
+          <w:b/>
+        </w:rPr>
         <w:t>Ever Amarildo Cardoza Bolanos</w:t>
       </w:r>
     </w:p>
@@ -1183,6 +1188,11 @@
       <w:r/>
       <w:proofErr w:type="gramEnd"/>
       <w:r/>
+      <w:r>
+        <w:rPr>
+          <w:b/>
+        </w:rPr>
+      </w:r>
       <w:r>
         <w:rPr>
           <w:b/>

--- a/Project Rooms/Contract for Deed/output/320 Rose - Promissory Note for Contract for Deed - DRAFT.docx
+++ b/Project Rooms/Contract for Deed/output/320 Rose - Promissory Note for Contract for Deed - DRAFT.docx
@@ -1165,6 +1165,21 @@
         <w:rPr>
           <w:b/>
         </w:rPr>
+      </w:r>
+      <w:r>
+        <w:rPr>
+          <w:b/>
+        </w:rPr>
+      </w:r>
+      <w:r>
+        <w:rPr>
+          <w:b/>
+        </w:rPr>
+      </w:r>
+      <w:r>
+        <w:rPr>
+          <w:b/>
+        </w:rPr>
         <w:t>Ever Amarildo Cardoza Bolanos</w:t>
       </w:r>
     </w:p>
@@ -1292,6 +1307,21 @@
         <w:rPr>
           <w:b/>
         </w:rPr>
+      </w:r>
+      <w:r>
+        <w:rPr>
+          <w:b/>
+        </w:rPr>
+      </w:r>
+      <w:r>
+        <w:rPr>
+          <w:b/>
+        </w:rPr>
+      </w:r>
+      <w:r>
+        <w:rPr>
+          <w:b/>
+        </w:rPr>
         <w:t>Maria Geraldina Sarmiento</w:t>
       </w:r>
     </w:p>
@@ -1343,6 +1373,7 @@
     </w:p>
     <w:p/>
     <w:sectPr>
+      <w:footerReference w:type="default" r:id="rId11"/>
       <w:pgSz w:w="12240" w:h="15840" w:code="1"/>
       <w:pgMar w:top="720" w:right="720" w:bottom="720" w:left="720" w:header="360" w:footer="360" w:gutter="0"/>
       <w:cols w:space="720"/>
@@ -1370,6 +1401,51 @@
     </w:p>
   </w:endnote>
 </w:endnotes>
+</file>
+
+<file path=word/footer1.xml><?xml version="1.0" encoding="utf-8"?>
+<w:ftr xmlns:m="http://schemas.openxmlformats.org/officeDocument/2006/math" xmlns:mc="http://schemas.openxmlformats.org/markup-compatibility/2006" xmlns:mo="http://schemas.microsoft.com/office/mac/office/2008/main" xmlns:mv="urn:schemas-microsoft-com:mac:vml" xmlns:o="urn:schemas-microsoft-com:office:office" xmlns:r="http://schemas.openxmlformats.org/officeDocument/2006/relationships" xmlns:v="urn:schemas-microsoft-com:vml" xmlns:w10="urn:schemas-microsoft-com:office:word" xmlns:w14="http://schemas.microsoft.com/office/word/2010/wordml" xmlns:w="http://schemas.openxmlformats.org/wordprocessingml/2006/main" xmlns:wne="http://schemas.microsoft.com/office/word/2006/wordml" xmlns:wp14="http://schemas.microsoft.com/office/word/2010/wordprocessingDrawing" xmlns:wp="http://schemas.openxmlformats.org/drawingml/2006/wordprocessingDrawing" xmlns:wpc="http://schemas.microsoft.com/office/word/2010/wordprocessingCanvas" xmlns:wpg="http://schemas.microsoft.com/office/word/2010/wordprocessingGroup" xmlns:wpi="http://schemas.microsoft.com/office/word/2010/wordprocessingInk" xmlns:wps="http://schemas.microsoft.com/office/word/2010/wordprocessingShape" mc:Ignorable="w14 wp14">
+  <w:p>
+    <w:pPr>
+      <w:pStyle w:val="Footer"/>
+      <w:spacing w:before="0" w:after="0"/>
+      <w:jc w:val="center"/>
+    </w:pPr>
+    <w:r/>
+    <w:r>
+      <w:rPr>
+        <w:sz w:val="18"/>
+      </w:rPr>
+      <w:t xml:space="preserve">Page </w:t>
+    </w:r>
+    <w:r>
+      <w:fldChar w:fldCharType="begin"/>
+      <w:instrText xml:space="preserve">PAGE</w:instrText>
+      <w:fldChar w:fldCharType="separate"/>
+      <w:t>1</w:t>
+      <w:fldChar w:fldCharType="end"/>
+    </w:r>
+    <w:r>
+      <w:rPr>
+        <w:sz w:val="18"/>
+      </w:rPr>
+      <w:t xml:space="preserve"> of </w:t>
+    </w:r>
+    <w:r>
+      <w:fldChar w:fldCharType="begin"/>
+      <w:instrText xml:space="preserve">NUMPAGES</w:instrText>
+      <w:fldChar w:fldCharType="separate"/>
+      <w:t>1</w:t>
+      <w:fldChar w:fldCharType="end"/>
+    </w:r>
+    <w:r>
+      <w:rPr>
+        <w:sz w:val="18"/>
+      </w:rPr>
+      <w:t xml:space="preserve"> | 26-06-17 V1</w:t>
+    </w:r>
+  </w:p>
+</w:ftr>
 </file>
 
 <file path=word/footnotes.xml><?xml version="1.0" encoding="utf-8"?>
